--- a/Week 1/Document.docx
+++ b/Week 1/Document.docx
@@ -71,6 +71,7 @@
     <w:p>
       <w:pPr>
         <w:numPr>
+          <w:ilvl w:val="0"/>
           <w:numId w:val="0"/>
         </w:numPr>
         <w:rPr>
@@ -93,6 +94,7 @@
     <w:p>
       <w:pPr>
         <w:numPr>
+          <w:ilvl w:val="0"/>
           <w:numId w:val="0"/>
         </w:numPr>
         <w:rPr>
@@ -134,29 +136,42 @@
     <w:p>
       <w:pPr>
         <w:numPr>
-          <w:numId w:val="0"/>
-        </w:numPr>
-        <w:ind w:leftChars="0"/>
-        <w:rPr>
-          <w:rFonts w:hint="default" w:ascii="Times New Roman" w:hAnsi="Times New Roman" w:cs="Times New Roman"/>
-          <w:sz w:val="28"/>
-          <w:szCs w:val="28"/>
-          <w:lang w:val="en-US"/>
-        </w:rPr>
-      </w:pPr>
-      <w:r>
-        <w:rPr>
-          <w:rFonts w:hint="default" w:ascii="Times New Roman" w:hAnsi="Times New Roman" w:cs="Times New Roman"/>
-          <w:sz w:val="28"/>
-          <w:szCs w:val="28"/>
-          <w:lang w:val="en-US"/>
-        </w:rPr>
-        <w:t>Ngôn ngữ Java ra đời với mục tiêu giải quyết một số vấn đề tồn tại trong các ngôn ngữ lập trình phổ biến trước đó. Dưới đây là những lí do chính dẫn đến sự ra đời của Java:</w:t>
-      </w:r>
-    </w:p>
-    <w:p>
-      <w:pPr>
-        <w:numPr>
+          <w:ilvl w:val="0"/>
+          <w:numId w:val="0"/>
+        </w:numPr>
+        <w:ind w:leftChars="0"/>
+        <w:rPr>
+          <w:rFonts w:hint="default" w:ascii="Times New Roman" w:hAnsi="Times New Roman" w:cs="Times New Roman"/>
+          <w:sz w:val="28"/>
+          <w:szCs w:val="28"/>
+          <w:lang w:val="en-US"/>
+        </w:rPr>
+      </w:pPr>
+      <w:r>
+        <w:rPr>
+          <w:rFonts w:hint="default" w:ascii="Times New Roman" w:hAnsi="Times New Roman" w:cs="Times New Roman"/>
+          <w:sz w:val="28"/>
+          <w:szCs w:val="28"/>
+          <w:lang w:val="en-US"/>
+        </w:rPr>
+        <w:t xml:space="preserve">Ngôn ngữ Java ra đời với mục tiêu giải quyết một số vấn đề tồn tại trong các ngôn ngữ lập trình phổ </w:t>
+      </w:r>
+      <w:bookmarkStart w:id="0" w:name="_GoBack"/>
+      <w:bookmarkEnd w:id="0"/>
+      <w:r>
+        <w:rPr>
+          <w:rFonts w:hint="default" w:ascii="Times New Roman" w:hAnsi="Times New Roman" w:cs="Times New Roman"/>
+          <w:sz w:val="28"/>
+          <w:szCs w:val="28"/>
+          <w:lang w:val="en-US"/>
+        </w:rPr>
+        <w:t>biến trước đó. Dưới đây là những lí do chính dẫn đến sự ra đời của Java:</w:t>
+      </w:r>
+    </w:p>
+    <w:p>
+      <w:pPr>
+        <w:numPr>
+          <w:ilvl w:val="0"/>
           <w:numId w:val="0"/>
         </w:numPr>
         <w:ind w:leftChars="0"/>
@@ -184,6 +199,7 @@
     <w:p>
       <w:pPr>
         <w:numPr>
+          <w:ilvl w:val="0"/>
           <w:numId w:val="0"/>
         </w:numPr>
         <w:ind w:leftChars="0"/>
@@ -207,20 +223,22 @@
     <w:p>
       <w:pPr>
         <w:numPr>
-          <w:numId w:val="0"/>
-        </w:numPr>
-        <w:ind w:leftChars="0"/>
-        <w:rPr>
-          <w:rFonts w:hint="default" w:ascii="Times New Roman" w:hAnsi="Times New Roman" w:cs="Times New Roman"/>
-          <w:sz w:val="28"/>
-          <w:szCs w:val="28"/>
-          <w:lang w:val="en-US"/>
-        </w:rPr>
-      </w:pPr>
-    </w:p>
-    <w:p>
-      <w:pPr>
-        <w:numPr>
+          <w:ilvl w:val="0"/>
+          <w:numId w:val="0"/>
+        </w:numPr>
+        <w:ind w:leftChars="0"/>
+        <w:rPr>
+          <w:rFonts w:hint="default" w:ascii="Times New Roman" w:hAnsi="Times New Roman" w:cs="Times New Roman"/>
+          <w:sz w:val="28"/>
+          <w:szCs w:val="28"/>
+          <w:lang w:val="en-US"/>
+        </w:rPr>
+      </w:pPr>
+    </w:p>
+    <w:p>
+      <w:pPr>
+        <w:numPr>
+          <w:ilvl w:val="0"/>
           <w:numId w:val="0"/>
         </w:numPr>
         <w:ind w:leftChars="0"/>
@@ -248,6 +266,7 @@
     <w:p>
       <w:pPr>
         <w:numPr>
+          <w:ilvl w:val="0"/>
           <w:numId w:val="0"/>
         </w:numPr>
         <w:ind w:leftChars="0"/>
@@ -271,20 +290,22 @@
     <w:p>
       <w:pPr>
         <w:numPr>
-          <w:numId w:val="0"/>
-        </w:numPr>
-        <w:ind w:leftChars="0"/>
-        <w:rPr>
-          <w:rFonts w:hint="default" w:ascii="Times New Roman" w:hAnsi="Times New Roman" w:cs="Times New Roman"/>
-          <w:sz w:val="28"/>
-          <w:szCs w:val="28"/>
-          <w:lang w:val="en-US"/>
-        </w:rPr>
-      </w:pPr>
-    </w:p>
-    <w:p>
-      <w:pPr>
-        <w:numPr>
+          <w:ilvl w:val="0"/>
+          <w:numId w:val="0"/>
+        </w:numPr>
+        <w:ind w:leftChars="0"/>
+        <w:rPr>
+          <w:rFonts w:hint="default" w:ascii="Times New Roman" w:hAnsi="Times New Roman" w:cs="Times New Roman"/>
+          <w:sz w:val="28"/>
+          <w:szCs w:val="28"/>
+          <w:lang w:val="en-US"/>
+        </w:rPr>
+      </w:pPr>
+    </w:p>
+    <w:p>
+      <w:pPr>
+        <w:numPr>
+          <w:ilvl w:val="0"/>
           <w:numId w:val="0"/>
         </w:numPr>
         <w:ind w:leftChars="0"/>
@@ -312,6 +333,7 @@
     <w:p>
       <w:pPr>
         <w:numPr>
+          <w:ilvl w:val="0"/>
           <w:numId w:val="0"/>
         </w:numPr>
         <w:ind w:leftChars="0"/>
@@ -335,20 +357,22 @@
     <w:p>
       <w:pPr>
         <w:numPr>
-          <w:numId w:val="0"/>
-        </w:numPr>
-        <w:ind w:leftChars="0"/>
-        <w:rPr>
-          <w:rFonts w:hint="default" w:ascii="Times New Roman" w:hAnsi="Times New Roman" w:cs="Times New Roman"/>
-          <w:sz w:val="28"/>
-          <w:szCs w:val="28"/>
-          <w:lang w:val="en-US"/>
-        </w:rPr>
-      </w:pPr>
-    </w:p>
-    <w:p>
-      <w:pPr>
-        <w:numPr>
+          <w:ilvl w:val="0"/>
+          <w:numId w:val="0"/>
+        </w:numPr>
+        <w:ind w:leftChars="0"/>
+        <w:rPr>
+          <w:rFonts w:hint="default" w:ascii="Times New Roman" w:hAnsi="Times New Roman" w:cs="Times New Roman"/>
+          <w:sz w:val="28"/>
+          <w:szCs w:val="28"/>
+          <w:lang w:val="en-US"/>
+        </w:rPr>
+      </w:pPr>
+    </w:p>
+    <w:p>
+      <w:pPr>
+        <w:numPr>
+          <w:ilvl w:val="0"/>
           <w:numId w:val="0"/>
         </w:numPr>
         <w:ind w:leftChars="0"/>
@@ -376,6 +400,7 @@
     <w:p>
       <w:pPr>
         <w:numPr>
+          <w:ilvl w:val="0"/>
           <w:numId w:val="0"/>
         </w:numPr>
         <w:ind w:leftChars="0"/>
@@ -399,6 +424,7 @@
     <w:p>
       <w:pPr>
         <w:numPr>
+          <w:ilvl w:val="0"/>
           <w:numId w:val="0"/>
         </w:numPr>
         <w:ind w:leftChars="0"/>
@@ -441,6 +467,7 @@
     <w:p>
       <w:pPr>
         <w:numPr>
+          <w:ilvl w:val="0"/>
           <w:numId w:val="0"/>
         </w:numPr>
         <w:ind w:leftChars="0"/>
@@ -464,6 +491,7 @@
     <w:p>
       <w:pPr>
         <w:numPr>
+          <w:ilvl w:val="0"/>
           <w:numId w:val="0"/>
         </w:numPr>
         <w:ind w:leftChars="0"/>
@@ -487,6 +515,7 @@
     <w:p>
       <w:pPr>
         <w:numPr>
+          <w:ilvl w:val="0"/>
           <w:numId w:val="0"/>
         </w:numPr>
         <w:ind w:leftChars="0"/>
@@ -510,6 +539,7 @@
     <w:p>
       <w:pPr>
         <w:numPr>
+          <w:ilvl w:val="0"/>
           <w:numId w:val="0"/>
         </w:numPr>
         <w:ind w:leftChars="0"/>
@@ -533,6 +563,7 @@
     <w:p>
       <w:pPr>
         <w:numPr>
+          <w:ilvl w:val="0"/>
           <w:numId w:val="0"/>
         </w:numPr>
         <w:ind w:leftChars="0"/>
@@ -571,6 +602,7 @@
     <w:p>
       <w:pPr>
         <w:numPr>
+          <w:ilvl w:val="0"/>
           <w:numId w:val="0"/>
         </w:numPr>
         <w:ind w:leftChars="0"/>
@@ -594,6 +626,7 @@
     <w:p>
       <w:pPr>
         <w:numPr>
+          <w:ilvl w:val="0"/>
           <w:numId w:val="0"/>
         </w:numPr>
         <w:ind w:leftChars="0"/>
@@ -617,6 +650,7 @@
     <w:p>
       <w:pPr>
         <w:numPr>
+          <w:ilvl w:val="0"/>
           <w:numId w:val="0"/>
         </w:numPr>
         <w:ind w:leftChars="0"/>
@@ -640,6 +674,7 @@
     <w:p>
       <w:pPr>
         <w:numPr>
+          <w:ilvl w:val="0"/>
           <w:numId w:val="0"/>
         </w:numPr>
         <w:ind w:leftChars="0"/>
@@ -663,6 +698,7 @@
     <w:p>
       <w:pPr>
         <w:numPr>
+          <w:ilvl w:val="0"/>
           <w:numId w:val="0"/>
         </w:numPr>
         <w:ind w:leftChars="0"/>
@@ -686,6 +722,7 @@
     <w:p>
       <w:pPr>
         <w:numPr>
+          <w:ilvl w:val="0"/>
           <w:numId w:val="0"/>
         </w:numPr>
         <w:ind w:leftChars="0"/>
@@ -709,6 +746,7 @@
     <w:p>
       <w:pPr>
         <w:numPr>
+          <w:ilvl w:val="0"/>
           <w:numId w:val="0"/>
         </w:numPr>
         <w:ind w:leftChars="0"/>
@@ -732,19 +770,21 @@
     <w:p>
       <w:pPr>
         <w:numPr>
-          <w:numId w:val="0"/>
-        </w:numPr>
-        <w:ind w:leftChars="0"/>
-        <w:rPr>
-          <w:rFonts w:hint="default" w:ascii="Times New Roman" w:hAnsi="Times New Roman" w:cs="Times New Roman"/>
-          <w:sz w:val="28"/>
-          <w:szCs w:val="28"/>
-        </w:rPr>
-      </w:pPr>
-    </w:p>
-    <w:p>
-      <w:pPr>
-        <w:numPr>
+          <w:ilvl w:val="0"/>
+          <w:numId w:val="0"/>
+        </w:numPr>
+        <w:ind w:leftChars="0"/>
+        <w:rPr>
+          <w:rFonts w:hint="default" w:ascii="Times New Roman" w:hAnsi="Times New Roman" w:cs="Times New Roman"/>
+          <w:sz w:val="28"/>
+          <w:szCs w:val="28"/>
+        </w:rPr>
+      </w:pPr>
+    </w:p>
+    <w:p>
+      <w:pPr>
+        <w:numPr>
+          <w:ilvl w:val="0"/>
           <w:numId w:val="0"/>
         </w:numPr>
         <w:ind w:leftChars="0"/>
@@ -768,67 +808,131 @@
     <w:p>
       <w:pPr>
         <w:numPr>
-          <w:numId w:val="0"/>
-        </w:numPr>
-        <w:ind w:leftChars="0"/>
-        <w:rPr>
-          <w:rFonts w:hint="default" w:ascii="Times New Roman" w:hAnsi="Times New Roman" w:cs="Times New Roman"/>
-          <w:sz w:val="28"/>
-          <w:szCs w:val="28"/>
-        </w:rPr>
-      </w:pPr>
-      <w:r>
-        <w:rPr>
-          <w:rFonts w:hint="default" w:ascii="Times New Roman" w:hAnsi="Times New Roman" w:cs="Times New Roman"/>
-          <w:sz w:val="28"/>
-          <w:szCs w:val="28"/>
-        </w:rPr>
-        <w:drawing>
-          <wp:inline distT="0" distB="0" distL="114300" distR="114300">
-            <wp:extent cx="2714625" cy="971550"/>
-            <wp:effectExtent l="0" t="0" r="9525" b="0"/>
-            <wp:docPr id="1" name="Picture 1"/>
-            <wp:cNvGraphicFramePr>
-              <a:graphicFrameLocks xmlns:a="http://schemas.openxmlformats.org/drawingml/2006/main" noChangeAspect="1"/>
-            </wp:cNvGraphicFramePr>
-            <a:graphic xmlns:a="http://schemas.openxmlformats.org/drawingml/2006/main">
-              <a:graphicData uri="http://schemas.openxmlformats.org/drawingml/2006/picture">
-                <pic:pic xmlns:pic="http://schemas.openxmlformats.org/drawingml/2006/picture">
-                  <pic:nvPicPr>
-                    <pic:cNvPr id="1" name="Picture 1"/>
-                    <pic:cNvPicPr>
-                      <a:picLocks noChangeAspect="1"/>
-                    </pic:cNvPicPr>
-                  </pic:nvPicPr>
-                  <pic:blipFill>
-                    <a:blip r:embed="rId4"/>
-                    <a:stretch>
-                      <a:fillRect/>
-                    </a:stretch>
-                  </pic:blipFill>
-                  <pic:spPr>
-                    <a:xfrm>
-                      <a:off x="0" y="0"/>
-                      <a:ext cx="2714625" cy="971550"/>
-                    </a:xfrm>
-                    <a:prstGeom prst="rect">
-                      <a:avLst/>
-                    </a:prstGeom>
-                    <a:noFill/>
-                    <a:ln>
-                      <a:noFill/>
-                    </a:ln>
-                  </pic:spPr>
-                </pic:pic>
-              </a:graphicData>
-            </a:graphic>
-          </wp:inline>
-        </w:drawing>
-      </w:r>
-    </w:p>
-    <w:p>
-      <w:pPr>
-        <w:numPr>
+          <w:ilvl w:val="0"/>
+          <w:numId w:val="0"/>
+        </w:numPr>
+        <w:ind w:leftChars="0"/>
+        <w:rPr>
+          <w:rFonts w:hint="default" w:ascii="Times New Roman" w:hAnsi="Times New Roman"/>
+          <w:sz w:val="28"/>
+          <w:szCs w:val="28"/>
+        </w:rPr>
+      </w:pPr>
+      <w:r>
+        <w:rPr>
+          <w:rFonts w:hint="default" w:ascii="Times New Roman" w:hAnsi="Times New Roman"/>
+          <w:sz w:val="28"/>
+          <w:szCs w:val="28"/>
+        </w:rPr>
+        <w:t>public class HelloWorld {</w:t>
+      </w:r>
+    </w:p>
+    <w:p>
+      <w:pPr>
+        <w:numPr>
+          <w:ilvl w:val="0"/>
+          <w:numId w:val="0"/>
+        </w:numPr>
+        <w:ind w:leftChars="0"/>
+        <w:rPr>
+          <w:rFonts w:hint="default" w:ascii="Times New Roman" w:hAnsi="Times New Roman"/>
+          <w:sz w:val="28"/>
+          <w:szCs w:val="28"/>
+        </w:rPr>
+      </w:pPr>
+      <w:r>
+        <w:rPr>
+          <w:rFonts w:hint="default" w:ascii="Times New Roman" w:hAnsi="Times New Roman"/>
+          <w:sz w:val="28"/>
+          <w:szCs w:val="28"/>
+        </w:rPr>
+        <w:t xml:space="preserve">    public static void main(String[] args) {</w:t>
+      </w:r>
+    </w:p>
+    <w:p>
+      <w:pPr>
+        <w:numPr>
+          <w:ilvl w:val="0"/>
+          <w:numId w:val="0"/>
+        </w:numPr>
+        <w:ind w:leftChars="0"/>
+        <w:rPr>
+          <w:rFonts w:hint="default" w:ascii="Times New Roman" w:hAnsi="Times New Roman"/>
+          <w:sz w:val="28"/>
+          <w:szCs w:val="28"/>
+        </w:rPr>
+      </w:pPr>
+      <w:r>
+        <w:rPr>
+          <w:rFonts w:hint="default" w:ascii="Times New Roman" w:hAnsi="Times New Roman"/>
+          <w:sz w:val="28"/>
+          <w:szCs w:val="28"/>
+        </w:rPr>
+        <w:t xml:space="preserve">        System.out.println("Hello, World!");</w:t>
+      </w:r>
+    </w:p>
+    <w:p>
+      <w:pPr>
+        <w:numPr>
+          <w:ilvl w:val="0"/>
+          <w:numId w:val="0"/>
+        </w:numPr>
+        <w:ind w:leftChars="0"/>
+        <w:rPr>
+          <w:rFonts w:hint="default" w:ascii="Times New Roman" w:hAnsi="Times New Roman"/>
+          <w:sz w:val="28"/>
+          <w:szCs w:val="28"/>
+        </w:rPr>
+      </w:pPr>
+      <w:r>
+        <w:rPr>
+          <w:rFonts w:hint="default" w:ascii="Times New Roman" w:hAnsi="Times New Roman"/>
+          <w:sz w:val="28"/>
+          <w:szCs w:val="28"/>
+        </w:rPr>
+        <w:t xml:space="preserve">    }</w:t>
+      </w:r>
+    </w:p>
+    <w:p>
+      <w:pPr>
+        <w:numPr>
+          <w:ilvl w:val="0"/>
+          <w:numId w:val="0"/>
+        </w:numPr>
+        <w:ind w:leftChars="0"/>
+        <w:rPr>
+          <w:rFonts w:hint="default" w:ascii="Times New Roman" w:hAnsi="Times New Roman"/>
+          <w:sz w:val="28"/>
+          <w:szCs w:val="28"/>
+        </w:rPr>
+      </w:pPr>
+      <w:r>
+        <w:rPr>
+          <w:rFonts w:hint="default" w:ascii="Times New Roman" w:hAnsi="Times New Roman"/>
+          <w:sz w:val="28"/>
+          <w:szCs w:val="28"/>
+        </w:rPr>
+        <w:t>}</w:t>
+      </w:r>
+    </w:p>
+    <w:p>
+      <w:pPr>
+        <w:numPr>
+          <w:ilvl w:val="0"/>
+          <w:numId w:val="0"/>
+        </w:numPr>
+        <w:ind w:leftChars="0"/>
+        <w:rPr>
+          <w:rFonts w:hint="default" w:ascii="Times New Roman" w:hAnsi="Times New Roman" w:cs="Times New Roman"/>
+          <w:sz w:val="28"/>
+          <w:szCs w:val="28"/>
+        </w:rPr>
+      </w:pPr>
+    </w:p>
+    <w:p>
+      <w:pPr>
+        <w:numPr>
+          <w:ilvl w:val="0"/>
           <w:numId w:val="0"/>
         </w:numPr>
         <w:ind w:leftChars="0"/>
@@ -866,6 +970,7 @@
     <w:p>
       <w:pPr>
         <w:numPr>
+          <w:ilvl w:val="0"/>
           <w:numId w:val="0"/>
         </w:numPr>
         <w:ind w:leftChars="0"/>
@@ -889,29 +994,31 @@
     <w:p>
       <w:pPr>
         <w:numPr>
-          <w:numId w:val="0"/>
-        </w:numPr>
-        <w:ind w:leftChars="0"/>
-        <w:rPr>
-          <w:rFonts w:hint="default" w:ascii="Times New Roman" w:hAnsi="Times New Roman" w:cs="Times New Roman"/>
-          <w:sz w:val="28"/>
-          <w:szCs w:val="28"/>
-          <w:lang w:val="en-US"/>
-        </w:rPr>
-      </w:pPr>
-      <w:r>
-        <w:rPr>
-          <w:rFonts w:hint="default" w:ascii="Times New Roman" w:hAnsi="Times New Roman" w:cs="Times New Roman"/>
-          <w:sz w:val="28"/>
-          <w:szCs w:val="28"/>
-          <w:lang w:val="en-US"/>
-        </w:rPr>
-        <w:t>Java có 2 loại package chính:</w:t>
-      </w:r>
-    </w:p>
-    <w:p>
-      <w:pPr>
-        <w:numPr>
+          <w:ilvl w:val="0"/>
+          <w:numId w:val="0"/>
+        </w:numPr>
+        <w:ind w:leftChars="0"/>
+        <w:rPr>
+          <w:rFonts w:hint="default" w:ascii="Times New Roman" w:hAnsi="Times New Roman" w:cs="Times New Roman"/>
+          <w:sz w:val="28"/>
+          <w:szCs w:val="28"/>
+          <w:lang w:val="en-US"/>
+        </w:rPr>
+      </w:pPr>
+      <w:r>
+        <w:rPr>
+          <w:rFonts w:hint="default" w:ascii="Times New Roman" w:hAnsi="Times New Roman" w:cs="Times New Roman"/>
+          <w:sz w:val="28"/>
+          <w:szCs w:val="28"/>
+          <w:lang w:val="en-US"/>
+        </w:rPr>
+        <w:t>- Java có 2 loại package chính:</w:t>
+      </w:r>
+    </w:p>
+    <w:p>
+      <w:pPr>
+        <w:numPr>
+          <w:ilvl w:val="0"/>
           <w:numId w:val="0"/>
         </w:numPr>
         <w:ind w:leftChars="0"/>
@@ -935,6 +1042,7 @@
     <w:p>
       <w:pPr>
         <w:numPr>
+          <w:ilvl w:val="0"/>
           <w:numId w:val="0"/>
         </w:numPr>
         <w:rPr>
@@ -957,80 +1065,21 @@
     <w:p>
       <w:pPr>
         <w:numPr>
-          <w:numId w:val="0"/>
-        </w:numPr>
-        <w:ind w:leftChars="0"/>
-        <w:rPr>
-          <w:rFonts w:hint="default" w:ascii="Times New Roman" w:hAnsi="Times New Roman" w:cs="Times New Roman"/>
-          <w:sz w:val="28"/>
-          <w:szCs w:val="28"/>
-        </w:rPr>
-      </w:pPr>
-      <w:r>
-        <w:rPr>
-          <w:rFonts w:hint="default" w:ascii="Times New Roman" w:hAnsi="Times New Roman" w:cs="Times New Roman"/>
-          <w:sz w:val="28"/>
-          <w:szCs w:val="28"/>
-        </w:rPr>
-        <w:drawing>
-          <wp:inline distT="0" distB="0" distL="114300" distR="114300">
-            <wp:extent cx="5272405" cy="1793875"/>
-            <wp:effectExtent l="0" t="0" r="4445" b="15875"/>
-            <wp:docPr id="2" name="Picture 2"/>
-            <wp:cNvGraphicFramePr>
-              <a:graphicFrameLocks xmlns:a="http://schemas.openxmlformats.org/drawingml/2006/main" noChangeAspect="1"/>
-            </wp:cNvGraphicFramePr>
-            <a:graphic xmlns:a="http://schemas.openxmlformats.org/drawingml/2006/main">
-              <a:graphicData uri="http://schemas.openxmlformats.org/drawingml/2006/picture">
-                <pic:pic xmlns:pic="http://schemas.openxmlformats.org/drawingml/2006/picture">
-                  <pic:nvPicPr>
-                    <pic:cNvPr id="2" name="Picture 2"/>
-                    <pic:cNvPicPr>
-                      <a:picLocks noChangeAspect="1"/>
-                    </pic:cNvPicPr>
-                  </pic:nvPicPr>
-                  <pic:blipFill>
-                    <a:blip r:embed="rId5"/>
-                    <a:stretch>
-                      <a:fillRect/>
-                    </a:stretch>
-                  </pic:blipFill>
-                  <pic:spPr>
-                    <a:xfrm>
-                      <a:off x="0" y="0"/>
-                      <a:ext cx="5272405" cy="1793875"/>
-                    </a:xfrm>
-                    <a:prstGeom prst="rect">
-                      <a:avLst/>
-                    </a:prstGeom>
-                    <a:noFill/>
-                    <a:ln>
-                      <a:noFill/>
-                    </a:ln>
-                  </pic:spPr>
-                </pic:pic>
-              </a:graphicData>
-            </a:graphic>
-          </wp:inline>
-        </w:drawing>
-      </w:r>
-    </w:p>
-    <w:p>
-      <w:pPr>
-        <w:numPr>
-          <w:numId w:val="0"/>
-        </w:numPr>
-        <w:ind w:leftChars="0"/>
-        <w:rPr>
-          <w:rFonts w:hint="default" w:ascii="Times New Roman" w:hAnsi="Times New Roman" w:cs="Times New Roman"/>
-          <w:sz w:val="28"/>
-          <w:szCs w:val="28"/>
-        </w:rPr>
-      </w:pPr>
-    </w:p>
-    <w:p>
-      <w:pPr>
-        <w:numPr>
+          <w:ilvl w:val="0"/>
+          <w:numId w:val="0"/>
+        </w:numPr>
+        <w:ind w:leftChars="0"/>
+        <w:rPr>
+          <w:rFonts w:hint="default" w:ascii="Times New Roman" w:hAnsi="Times New Roman" w:cs="Times New Roman"/>
+          <w:sz w:val="28"/>
+          <w:szCs w:val="28"/>
+        </w:rPr>
+      </w:pPr>
+    </w:p>
+    <w:p>
+      <w:pPr>
+        <w:numPr>
+          <w:ilvl w:val="0"/>
           <w:numId w:val="0"/>
         </w:numPr>
         <w:ind w:leftChars="0"/>
@@ -1072,6 +1121,7 @@
     <w:p>
       <w:pPr>
         <w:numPr>
+          <w:ilvl w:val="0"/>
           <w:numId w:val="0"/>
         </w:numPr>
         <w:ind w:leftChars="0"/>
@@ -1095,20 +1145,22 @@
     <w:p>
       <w:pPr>
         <w:numPr>
-          <w:numId w:val="0"/>
-        </w:numPr>
-        <w:ind w:leftChars="0"/>
-        <w:rPr>
-          <w:rFonts w:hint="default" w:ascii="Times New Roman" w:hAnsi="Times New Roman" w:cs="Times New Roman"/>
-          <w:sz w:val="28"/>
-          <w:szCs w:val="28"/>
-          <w:lang w:val="en-US"/>
-        </w:rPr>
-      </w:pPr>
-    </w:p>
-    <w:p>
-      <w:pPr>
-        <w:numPr>
+          <w:ilvl w:val="0"/>
+          <w:numId w:val="0"/>
+        </w:numPr>
+        <w:ind w:leftChars="0"/>
+        <w:rPr>
+          <w:rFonts w:hint="default" w:ascii="Times New Roman" w:hAnsi="Times New Roman" w:cs="Times New Roman"/>
+          <w:sz w:val="28"/>
+          <w:szCs w:val="28"/>
+          <w:lang w:val="en-US"/>
+        </w:rPr>
+      </w:pPr>
+    </w:p>
+    <w:p>
+      <w:pPr>
+        <w:numPr>
+          <w:ilvl w:val="0"/>
           <w:numId w:val="0"/>
         </w:numPr>
         <w:ind w:leftChars="0"/>
@@ -1132,6 +1184,7 @@
     <w:p>
       <w:pPr>
         <w:numPr>
+          <w:ilvl w:val="0"/>
           <w:numId w:val="0"/>
         </w:numPr>
         <w:ind w:leftChars="0"/>
@@ -1155,20 +1208,22 @@
     <w:p>
       <w:pPr>
         <w:numPr>
-          <w:numId w:val="0"/>
-        </w:numPr>
-        <w:ind w:leftChars="0"/>
-        <w:rPr>
-          <w:rFonts w:hint="default" w:ascii="Times New Roman" w:hAnsi="Times New Roman" w:cs="Times New Roman"/>
-          <w:sz w:val="28"/>
-          <w:szCs w:val="28"/>
-          <w:lang w:val="en-US"/>
-        </w:rPr>
-      </w:pPr>
-    </w:p>
-    <w:p>
-      <w:pPr>
-        <w:numPr>
+          <w:ilvl w:val="0"/>
+          <w:numId w:val="0"/>
+        </w:numPr>
+        <w:ind w:leftChars="0"/>
+        <w:rPr>
+          <w:rFonts w:hint="default" w:ascii="Times New Roman" w:hAnsi="Times New Roman" w:cs="Times New Roman"/>
+          <w:sz w:val="28"/>
+          <w:szCs w:val="28"/>
+          <w:lang w:val="en-US"/>
+        </w:rPr>
+      </w:pPr>
+    </w:p>
+    <w:p>
+      <w:pPr>
+        <w:numPr>
+          <w:ilvl w:val="0"/>
           <w:numId w:val="0"/>
         </w:numPr>
         <w:ind w:leftChars="0"/>
@@ -1192,6 +1247,7 @@
     <w:p>
       <w:pPr>
         <w:numPr>
+          <w:ilvl w:val="0"/>
           <w:numId w:val="0"/>
         </w:numPr>
         <w:ind w:leftChars="0"/>
@@ -1215,6 +1271,7 @@
     <w:p>
       <w:pPr>
         <w:numPr>
+          <w:ilvl w:val="0"/>
           <w:numId w:val="0"/>
         </w:numPr>
         <w:ind w:leftChars="0"/>
@@ -1248,7 +1305,7 @@
                     </pic:cNvPicPr>
                   </pic:nvPicPr>
                   <pic:blipFill>
-                    <a:blip r:embed="rId6"/>
+                    <a:blip r:embed="rId4"/>
                     <a:stretch>
                       <a:fillRect/>
                     </a:stretch>
@@ -1276,19 +1333,21 @@
     <w:p>
       <w:pPr>
         <w:numPr>
-          <w:numId w:val="0"/>
-        </w:numPr>
-        <w:ind w:leftChars="0"/>
-        <w:rPr>
-          <w:rFonts w:hint="default" w:ascii="Times New Roman" w:hAnsi="Times New Roman" w:cs="Times New Roman"/>
-          <w:sz w:val="28"/>
-          <w:szCs w:val="28"/>
-        </w:rPr>
-      </w:pPr>
-    </w:p>
-    <w:p>
-      <w:pPr>
-        <w:numPr>
+          <w:ilvl w:val="0"/>
+          <w:numId w:val="0"/>
+        </w:numPr>
+        <w:ind w:leftChars="0"/>
+        <w:rPr>
+          <w:rFonts w:hint="default" w:ascii="Times New Roman" w:hAnsi="Times New Roman" w:cs="Times New Roman"/>
+          <w:sz w:val="28"/>
+          <w:szCs w:val="28"/>
+        </w:rPr>
+      </w:pPr>
+    </w:p>
+    <w:p>
+      <w:pPr>
+        <w:numPr>
+          <w:ilvl w:val="0"/>
           <w:numId w:val="0"/>
         </w:numPr>
         <w:ind w:leftChars="0"/>
@@ -1312,6 +1371,7 @@
     <w:p>
       <w:pPr>
         <w:numPr>
+          <w:ilvl w:val="0"/>
           <w:numId w:val="0"/>
         </w:numPr>
         <w:ind w:leftChars="0"/>
@@ -1335,20 +1395,22 @@
     <w:p>
       <w:pPr>
         <w:numPr>
-          <w:numId w:val="0"/>
-        </w:numPr>
-        <w:ind w:leftChars="0"/>
-        <w:rPr>
-          <w:rFonts w:hint="default" w:ascii="Times New Roman" w:hAnsi="Times New Roman" w:cs="Times New Roman"/>
-          <w:sz w:val="28"/>
-          <w:szCs w:val="28"/>
-          <w:lang w:val="en-US"/>
-        </w:rPr>
-      </w:pPr>
-    </w:p>
-    <w:p>
-      <w:pPr>
-        <w:numPr>
+          <w:ilvl w:val="0"/>
+          <w:numId w:val="0"/>
+        </w:numPr>
+        <w:ind w:leftChars="0"/>
+        <w:rPr>
+          <w:rFonts w:hint="default" w:ascii="Times New Roman" w:hAnsi="Times New Roman" w:cs="Times New Roman"/>
+          <w:sz w:val="28"/>
+          <w:szCs w:val="28"/>
+          <w:lang w:val="en-US"/>
+        </w:rPr>
+      </w:pPr>
+    </w:p>
+    <w:p>
+      <w:pPr>
+        <w:numPr>
+          <w:ilvl w:val="0"/>
           <w:numId w:val="0"/>
         </w:numPr>
         <w:ind w:leftChars="0"/>
@@ -1372,6 +1434,7 @@
     <w:p>
       <w:pPr>
         <w:numPr>
+          <w:ilvl w:val="0"/>
           <w:numId w:val="0"/>
         </w:numPr>
         <w:ind w:leftChars="0"/>
@@ -1405,7 +1468,7 @@
                     </pic:cNvPicPr>
                   </pic:nvPicPr>
                   <pic:blipFill>
-                    <a:blip r:embed="rId7"/>
+                    <a:blip r:embed="rId5"/>
                     <a:stretch>
                       <a:fillRect/>
                     </a:stretch>
@@ -1433,6 +1496,7 @@
     <w:p>
       <w:pPr>
         <w:numPr>
+          <w:ilvl w:val="0"/>
           <w:numId w:val="0"/>
         </w:numPr>
         <w:ind w:leftChars="0"/>
@@ -1494,6 +1558,7 @@
     <w:p>
       <w:pPr>
         <w:numPr>
+          <w:ilvl w:val="0"/>
           <w:numId w:val="0"/>
         </w:numPr>
         <w:rPr>
@@ -1516,6 +1581,7 @@
     <w:p>
       <w:pPr>
         <w:numPr>
+          <w:ilvl w:val="0"/>
           <w:numId w:val="0"/>
         </w:numPr>
         <w:rPr>
@@ -1538,6 +1604,7 @@
     <w:p>
       <w:pPr>
         <w:numPr>
+          <w:ilvl w:val="0"/>
           <w:numId w:val="0"/>
         </w:numPr>
         <w:rPr>
@@ -1560,6 +1627,7 @@
     <w:p>
       <w:pPr>
         <w:numPr>
+          <w:ilvl w:val="0"/>
           <w:numId w:val="0"/>
         </w:numPr>
         <w:rPr>
@@ -1592,7 +1660,7 @@
                     </pic:cNvPicPr>
                   </pic:nvPicPr>
                   <pic:blipFill>
-                    <a:blip r:embed="rId8"/>
+                    <a:blip r:embed="rId6"/>
                     <a:stretch>
                       <a:fillRect/>
                     </a:stretch>
@@ -1620,6 +1688,7 @@
     <w:p>
       <w:pPr>
         <w:numPr>
+          <w:ilvl w:val="0"/>
           <w:numId w:val="0"/>
         </w:numPr>
         <w:rPr>
@@ -1656,6 +1725,7 @@
     <w:p>
       <w:pPr>
         <w:numPr>
+          <w:ilvl w:val="0"/>
           <w:numId w:val="0"/>
         </w:numPr>
         <w:ind w:leftChars="0"/>
@@ -1679,6 +1749,7 @@
     <w:p>
       <w:pPr>
         <w:numPr>
+          <w:ilvl w:val="0"/>
           <w:numId w:val="0"/>
         </w:numPr>
         <w:ind w:leftChars="0"/>
@@ -1702,6 +1773,7 @@
     <w:p>
       <w:pPr>
         <w:numPr>
+          <w:ilvl w:val="0"/>
           <w:numId w:val="0"/>
         </w:numPr>
         <w:ind w:leftChars="0"/>
@@ -1725,6 +1797,7 @@
     <w:p>
       <w:pPr>
         <w:numPr>
+          <w:ilvl w:val="0"/>
           <w:numId w:val="0"/>
         </w:numPr>
         <w:ind w:leftChars="0"/>
@@ -1748,19 +1821,21 @@
     <w:p>
       <w:pPr>
         <w:numPr>
-          <w:numId w:val="0"/>
-        </w:numPr>
-        <w:rPr>
-          <w:rFonts w:hint="default" w:ascii="Times New Roman" w:hAnsi="Times New Roman" w:cs="Times New Roman"/>
-          <w:sz w:val="28"/>
-          <w:szCs w:val="28"/>
-          <w:lang w:val="en-US"/>
-        </w:rPr>
-      </w:pPr>
-    </w:p>
-    <w:p>
-      <w:pPr>
-        <w:numPr>
+          <w:ilvl w:val="0"/>
+          <w:numId w:val="0"/>
+        </w:numPr>
+        <w:rPr>
+          <w:rFonts w:hint="default" w:ascii="Times New Roman" w:hAnsi="Times New Roman" w:cs="Times New Roman"/>
+          <w:sz w:val="28"/>
+          <w:szCs w:val="28"/>
+          <w:lang w:val="en-US"/>
+        </w:rPr>
+      </w:pPr>
+    </w:p>
+    <w:p>
+      <w:pPr>
+        <w:numPr>
+          <w:ilvl w:val="0"/>
           <w:numId w:val="0"/>
         </w:numPr>
         <w:rPr>
@@ -1783,6 +1858,7 @@
     <w:p>
       <w:pPr>
         <w:numPr>
+          <w:ilvl w:val="0"/>
           <w:numId w:val="0"/>
         </w:numPr>
         <w:ind w:leftChars="0"/>
@@ -1806,6 +1882,7 @@
     <w:p>
       <w:pPr>
         <w:numPr>
+          <w:ilvl w:val="0"/>
           <w:numId w:val="0"/>
         </w:numPr>
         <w:ind w:leftChars="0"/>
@@ -1829,6 +1906,7 @@
     <w:p>
       <w:pPr>
         <w:numPr>
+          <w:ilvl w:val="0"/>
           <w:numId w:val="0"/>
         </w:numPr>
         <w:ind w:leftChars="0"/>
@@ -1850,6 +1928,7 @@
     <w:p>
       <w:pPr>
         <w:numPr>
+          <w:ilvl w:val="0"/>
           <w:numId w:val="0"/>
         </w:numPr>
         <w:ind w:leftChars="0"/>
@@ -1871,6 +1950,7 @@
     <w:p>
       <w:pPr>
         <w:numPr>
+          <w:ilvl w:val="0"/>
           <w:numId w:val="0"/>
         </w:numPr>
         <w:ind w:leftChars="0"/>
@@ -1892,19 +1972,21 @@
     <w:p>
       <w:pPr>
         <w:numPr>
-          <w:numId w:val="0"/>
-        </w:numPr>
-        <w:ind w:leftChars="0"/>
-        <w:rPr>
-          <w:rFonts w:hint="default" w:ascii="Times New Roman" w:hAnsi="Times New Roman" w:cs="Times New Roman"/>
-          <w:sz w:val="28"/>
-          <w:szCs w:val="28"/>
-        </w:rPr>
-      </w:pPr>
-    </w:p>
-    <w:p>
-      <w:pPr>
-        <w:numPr>
+          <w:ilvl w:val="0"/>
+          <w:numId w:val="0"/>
+        </w:numPr>
+        <w:ind w:leftChars="0"/>
+        <w:rPr>
+          <w:rFonts w:hint="default" w:ascii="Times New Roman" w:hAnsi="Times New Roman" w:cs="Times New Roman"/>
+          <w:sz w:val="28"/>
+          <w:szCs w:val="28"/>
+        </w:rPr>
+      </w:pPr>
+    </w:p>
+    <w:p>
+      <w:pPr>
+        <w:numPr>
+          <w:ilvl w:val="0"/>
           <w:numId w:val="0"/>
         </w:numPr>
         <w:ind w:leftChars="0"/>
@@ -1928,6 +2010,7 @@
     <w:p>
       <w:pPr>
         <w:numPr>
+          <w:ilvl w:val="0"/>
           <w:numId w:val="0"/>
         </w:numPr>
         <w:ind w:leftChars="0"/>
@@ -1961,7 +2044,7 @@
                     </pic:cNvPicPr>
                   </pic:nvPicPr>
                   <pic:blipFill>
-                    <a:blip r:embed="rId9"/>
+                    <a:blip r:embed="rId7"/>
                     <a:srcRect l="3441" t="30521" r="39646"/>
                     <a:stretch>
                       <a:fillRect/>
@@ -1990,19 +2073,21 @@
     <w:p>
       <w:pPr>
         <w:numPr>
-          <w:numId w:val="0"/>
-        </w:numPr>
-        <w:ind w:leftChars="0"/>
-        <w:rPr>
-          <w:rFonts w:hint="default" w:ascii="Times New Roman" w:hAnsi="Times New Roman" w:cs="Times New Roman"/>
-          <w:sz w:val="28"/>
-          <w:szCs w:val="28"/>
-        </w:rPr>
-      </w:pPr>
-    </w:p>
-    <w:p>
-      <w:pPr>
-        <w:numPr>
+          <w:ilvl w:val="0"/>
+          <w:numId w:val="0"/>
+        </w:numPr>
+        <w:ind w:leftChars="0"/>
+        <w:rPr>
+          <w:rFonts w:hint="default" w:ascii="Times New Roman" w:hAnsi="Times New Roman" w:cs="Times New Roman"/>
+          <w:sz w:val="28"/>
+          <w:szCs w:val="28"/>
+        </w:rPr>
+      </w:pPr>
+    </w:p>
+    <w:p>
+      <w:pPr>
+        <w:numPr>
+          <w:ilvl w:val="0"/>
           <w:numId w:val="0"/>
         </w:numPr>
         <w:ind w:leftChars="0"/>
@@ -2044,6 +2129,7 @@
     <w:p>
       <w:pPr>
         <w:numPr>
+          <w:ilvl w:val="0"/>
           <w:numId w:val="0"/>
         </w:numPr>
         <w:ind w:leftChars="0"/>
@@ -2067,6 +2153,7 @@
     <w:p>
       <w:pPr>
         <w:numPr>
+          <w:ilvl w:val="0"/>
           <w:numId w:val="0"/>
         </w:numPr>
         <w:ind w:leftChars="0"/>
@@ -2089,19 +2176,21 @@
     <w:p>
       <w:pPr>
         <w:numPr>
-          <w:numId w:val="0"/>
-        </w:numPr>
-        <w:ind w:leftChars="0"/>
-        <w:rPr>
-          <w:rFonts w:hint="default" w:ascii="Times New Roman" w:hAnsi="Times New Roman" w:cs="Times New Roman"/>
-          <w:sz w:val="28"/>
-          <w:szCs w:val="28"/>
-        </w:rPr>
-      </w:pPr>
-    </w:p>
-    <w:p>
-      <w:pPr>
-        <w:numPr>
+          <w:ilvl w:val="0"/>
+          <w:numId w:val="0"/>
+        </w:numPr>
+        <w:ind w:leftChars="0"/>
+        <w:rPr>
+          <w:rFonts w:hint="default" w:ascii="Times New Roman" w:hAnsi="Times New Roman" w:cs="Times New Roman"/>
+          <w:sz w:val="28"/>
+          <w:szCs w:val="28"/>
+        </w:rPr>
+      </w:pPr>
+    </w:p>
+    <w:p>
+      <w:pPr>
+        <w:numPr>
+          <w:ilvl w:val="0"/>
           <w:numId w:val="0"/>
         </w:numPr>
         <w:ind w:leftChars="0"/>
@@ -2125,6 +2214,7 @@
     <w:p>
       <w:pPr>
         <w:numPr>
+          <w:ilvl w:val="0"/>
           <w:numId w:val="0"/>
         </w:numPr>
         <w:ind w:leftChars="0"/>
@@ -2148,7 +2238,7 @@
                     </pic:cNvPicPr>
                   </pic:nvPicPr>
                   <pic:blipFill>
-                    <a:blip r:embed="rId10"/>
+                    <a:blip r:embed="rId8"/>
                     <a:srcRect l="2843" t="12934" r="41899"/>
                     <a:stretch>
                       <a:fillRect/>
@@ -2177,6 +2267,7 @@
     <w:p>
       <w:pPr>
         <w:numPr>
+          <w:ilvl w:val="0"/>
           <w:numId w:val="0"/>
         </w:numPr>
         <w:ind w:leftChars="0"/>
@@ -2222,6 +2313,7 @@
     <w:p>
       <w:pPr>
         <w:numPr>
+          <w:ilvl w:val="0"/>
           <w:numId w:val="0"/>
         </w:numPr>
         <w:ind w:leftChars="0"/>
@@ -2245,6 +2337,7 @@
     <w:p>
       <w:pPr>
         <w:numPr>
+          <w:ilvl w:val="0"/>
           <w:numId w:val="0"/>
         </w:numPr>
         <w:ind w:leftChars="0"/>
@@ -2268,6 +2361,7 @@
     <w:p>
       <w:pPr>
         <w:numPr>
+          <w:ilvl w:val="0"/>
           <w:numId w:val="0"/>
         </w:numPr>
         <w:ind w:leftChars="0"/>
@@ -2291,6 +2385,7 @@
     <w:p>
       <w:pPr>
         <w:numPr>
+          <w:ilvl w:val="0"/>
           <w:numId w:val="0"/>
         </w:numPr>
         <w:ind w:leftChars="0"/>
@@ -2314,34 +2409,37 @@
     <w:p>
       <w:pPr>
         <w:numPr>
-          <w:numId w:val="0"/>
-        </w:numPr>
-        <w:ind w:leftChars="0"/>
-        <w:rPr>
-          <w:rFonts w:hint="default" w:ascii="Times New Roman" w:hAnsi="Times New Roman"/>
-          <w:sz w:val="28"/>
-          <w:szCs w:val="28"/>
-          <w:lang w:val="en-US"/>
-        </w:rPr>
-      </w:pPr>
-    </w:p>
-    <w:p>
-      <w:pPr>
-        <w:numPr>
-          <w:numId w:val="0"/>
-        </w:numPr>
-        <w:ind w:leftChars="0"/>
-        <w:rPr>
-          <w:rFonts w:hint="default" w:ascii="Times New Roman" w:hAnsi="Times New Roman"/>
-          <w:sz w:val="28"/>
-          <w:szCs w:val="28"/>
-          <w:lang w:val="en-US"/>
-        </w:rPr>
-      </w:pPr>
-    </w:p>
-    <w:p>
-      <w:pPr>
-        <w:numPr>
+          <w:ilvl w:val="0"/>
+          <w:numId w:val="0"/>
+        </w:numPr>
+        <w:ind w:leftChars="0"/>
+        <w:rPr>
+          <w:rFonts w:hint="default" w:ascii="Times New Roman" w:hAnsi="Times New Roman"/>
+          <w:sz w:val="28"/>
+          <w:szCs w:val="28"/>
+          <w:lang w:val="en-US"/>
+        </w:rPr>
+      </w:pPr>
+    </w:p>
+    <w:p>
+      <w:pPr>
+        <w:numPr>
+          <w:ilvl w:val="0"/>
+          <w:numId w:val="0"/>
+        </w:numPr>
+        <w:ind w:leftChars="0"/>
+        <w:rPr>
+          <w:rFonts w:hint="default" w:ascii="Times New Roman" w:hAnsi="Times New Roman"/>
+          <w:sz w:val="28"/>
+          <w:szCs w:val="28"/>
+          <w:lang w:val="en-US"/>
+        </w:rPr>
+      </w:pPr>
+    </w:p>
+    <w:p>
+      <w:pPr>
+        <w:numPr>
+          <w:ilvl w:val="0"/>
           <w:numId w:val="0"/>
         </w:numPr>
         <w:ind w:leftChars="0"/>
@@ -2365,7 +2463,7 @@
                     </pic:cNvPicPr>
                   </pic:nvPicPr>
                   <pic:blipFill>
-                    <a:blip r:embed="rId11"/>
+                    <a:blip r:embed="rId9"/>
                     <a:stretch>
                       <a:fillRect/>
                     </a:stretch>
@@ -2393,6 +2491,7 @@
     <w:p>
       <w:pPr>
         <w:numPr>
+          <w:ilvl w:val="0"/>
           <w:numId w:val="0"/>
         </w:numPr>
         <w:ind w:leftChars="0"/>
@@ -2599,7 +2698,7 @@
                     </pic:cNvPicPr>
                   </pic:nvPicPr>
                   <pic:blipFill>
-                    <a:blip r:embed="rId12"/>
+                    <a:blip r:embed="rId10"/>
                     <a:stretch>
                       <a:fillRect/>
                     </a:stretch>
@@ -2652,7 +2751,7 @@
           <w:szCs w:val="28"/>
           <w:lang w:val="en-US"/>
         </w:rPr>
-        <w:t>c, Vòng lặp Do-while.</w:t>
+        <w:t>c, Vòng lặp do-while.</w:t>
       </w:r>
     </w:p>
     <w:p>
@@ -2684,51 +2783,76 @@
           <w:ilvl w:val="0"/>
           <w:numId w:val="0"/>
         </w:numPr>
-      </w:pPr>
-      <w:r>
-        <w:drawing>
-          <wp:inline distT="0" distB="0" distL="114300" distR="114300">
-            <wp:extent cx="2320290" cy="790575"/>
-            <wp:effectExtent l="0" t="0" r="0" b="0"/>
-            <wp:docPr id="12" name="Picture 12"/>
-            <wp:cNvGraphicFramePr>
-              <a:graphicFrameLocks xmlns:a="http://schemas.openxmlformats.org/drawingml/2006/main" noChangeAspect="1"/>
-            </wp:cNvGraphicFramePr>
-            <a:graphic xmlns:a="http://schemas.openxmlformats.org/drawingml/2006/main">
-              <a:graphicData uri="http://schemas.openxmlformats.org/drawingml/2006/picture">
-                <pic:pic xmlns:pic="http://schemas.openxmlformats.org/drawingml/2006/picture">
-                  <pic:nvPicPr>
-                    <pic:cNvPr id="12" name="Picture 12"/>
-                    <pic:cNvPicPr>
-                      <a:picLocks noChangeAspect="1"/>
-                    </pic:cNvPicPr>
-                  </pic:nvPicPr>
-                  <pic:blipFill>
-                    <a:blip r:embed="rId13"/>
-                    <a:srcRect l="10111"/>
-                    <a:stretch>
-                      <a:fillRect/>
-                    </a:stretch>
-                  </pic:blipFill>
-                  <pic:spPr>
-                    <a:xfrm>
-                      <a:off x="0" y="0"/>
-                      <a:ext cx="2320290" cy="790575"/>
-                    </a:xfrm>
-                    <a:prstGeom prst="rect">
-                      <a:avLst/>
-                    </a:prstGeom>
-                    <a:noFill/>
-                    <a:ln>
-                      <a:noFill/>
-                    </a:ln>
-                  </pic:spPr>
-                </pic:pic>
-              </a:graphicData>
-            </a:graphic>
-          </wp:inline>
-        </w:drawing>
-      </w:r>
+        <w:rPr>
+          <w:rFonts w:hint="default" w:ascii="Times New Roman" w:hAnsi="Times New Roman"/>
+          <w:sz w:val="28"/>
+          <w:szCs w:val="28"/>
+          <w:lang w:val="en-US"/>
+        </w:rPr>
+      </w:pPr>
+      <w:r>
+        <w:rPr>
+          <w:rFonts w:hint="default" w:ascii="Times New Roman" w:hAnsi="Times New Roman"/>
+          <w:sz w:val="28"/>
+          <w:szCs w:val="28"/>
+          <w:lang w:val="en-US"/>
+        </w:rPr>
+        <w:t>do {</w:t>
+      </w:r>
+    </w:p>
+    <w:p>
+      <w:pPr>
+        <w:numPr>
+          <w:ilvl w:val="0"/>
+          <w:numId w:val="0"/>
+        </w:numPr>
+        <w:rPr>
+          <w:rFonts w:hint="default" w:ascii="Times New Roman" w:hAnsi="Times New Roman"/>
+          <w:sz w:val="28"/>
+          <w:szCs w:val="28"/>
+          <w:lang w:val="en-US"/>
+        </w:rPr>
+      </w:pPr>
+      <w:r>
+        <w:rPr>
+          <w:rFonts w:hint="default" w:ascii="Times New Roman" w:hAnsi="Times New Roman"/>
+          <w:sz w:val="28"/>
+          <w:szCs w:val="28"/>
+          <w:lang w:val="en-US"/>
+        </w:rPr>
+        <w:t xml:space="preserve">  &lt;Khối lệnh lặp lại&gt;</w:t>
+      </w:r>
+    </w:p>
+    <w:p>
+      <w:pPr>
+        <w:numPr>
+          <w:ilvl w:val="0"/>
+          <w:numId w:val="0"/>
+        </w:numPr>
+        <w:rPr>
+          <w:rFonts w:hint="default" w:ascii="Times New Roman" w:hAnsi="Times New Roman"/>
+          <w:sz w:val="28"/>
+          <w:szCs w:val="28"/>
+          <w:lang w:val="en-US"/>
+        </w:rPr>
+      </w:pPr>
+      <w:r>
+        <w:rPr>
+          <w:rFonts w:hint="default" w:ascii="Times New Roman" w:hAnsi="Times New Roman"/>
+          <w:sz w:val="28"/>
+          <w:szCs w:val="28"/>
+          <w:lang w:val="en-US"/>
+        </w:rPr>
+        <w:t>} while(&lt;Điều kiện lặp&gt;)</w:t>
+      </w:r>
+    </w:p>
+    <w:p>
+      <w:pPr>
+        <w:numPr>
+          <w:ilvl w:val="0"/>
+          <w:numId w:val="0"/>
+        </w:numPr>
+      </w:pPr>
     </w:p>
     <w:p>
       <w:pPr>
@@ -2779,7 +2903,7 @@
                     </pic:cNvPicPr>
                   </pic:nvPicPr>
                   <pic:blipFill>
-                    <a:blip r:embed="rId14"/>
+                    <a:blip r:embed="rId11"/>
                     <a:stretch>
                       <a:fillRect/>
                     </a:stretch>
@@ -2839,6 +2963,7 @@
     <w:p>
       <w:pPr>
         <w:numPr>
+          <w:ilvl w:val="0"/>
           <w:numId w:val="0"/>
         </w:numPr>
         <w:ind w:leftChars="0"/>
@@ -2862,6 +2987,7 @@
     <w:p>
       <w:pPr>
         <w:numPr>
+          <w:ilvl w:val="0"/>
           <w:numId w:val="0"/>
         </w:numPr>
         <w:ind w:leftChars="0"/>
@@ -2885,6 +3011,7 @@
     <w:p>
       <w:pPr>
         <w:numPr>
+          <w:ilvl w:val="0"/>
           <w:numId w:val="0"/>
         </w:numPr>
         <w:ind w:leftChars="0"/>
@@ -2908,6 +3035,7 @@
     <w:p>
       <w:pPr>
         <w:numPr>
+          <w:ilvl w:val="0"/>
           <w:numId w:val="0"/>
         </w:numPr>
         <w:ind w:leftChars="0"/>
@@ -2926,12 +3054,21 @@
           <w:lang w:val="en-US"/>
         </w:rPr>
         <w:tab/>
+      </w:r>
+      <w:r>
+        <w:rPr>
+          <w:rFonts w:hint="default" w:ascii="Times New Roman" w:hAnsi="Times New Roman"/>
+          <w:sz w:val="28"/>
+          <w:szCs w:val="28"/>
+          <w:lang w:val="en-US"/>
+        </w:rPr>
         <w:t>&lt;Khối lệnh&gt;</w:t>
       </w:r>
     </w:p>
     <w:p>
       <w:pPr>
         <w:numPr>
+          <w:ilvl w:val="0"/>
           <w:numId w:val="0"/>
         </w:numPr>
         <w:ind w:leftChars="0"/>
@@ -2955,20 +3092,22 @@
     <w:p>
       <w:pPr>
         <w:numPr>
-          <w:numId w:val="0"/>
-        </w:numPr>
-        <w:ind w:leftChars="0"/>
-        <w:rPr>
-          <w:rFonts w:hint="default" w:ascii="Times New Roman" w:hAnsi="Times New Roman"/>
-          <w:sz w:val="28"/>
-          <w:szCs w:val="28"/>
-          <w:lang w:val="en-US"/>
-        </w:rPr>
-      </w:pPr>
-    </w:p>
-    <w:p>
-      <w:pPr>
-        <w:numPr>
+          <w:ilvl w:val="0"/>
+          <w:numId w:val="0"/>
+        </w:numPr>
+        <w:ind w:leftChars="0"/>
+        <w:rPr>
+          <w:rFonts w:hint="default" w:ascii="Times New Roman" w:hAnsi="Times New Roman"/>
+          <w:sz w:val="28"/>
+          <w:szCs w:val="28"/>
+          <w:lang w:val="en-US"/>
+        </w:rPr>
+      </w:pPr>
+    </w:p>
+    <w:p>
+      <w:pPr>
+        <w:numPr>
+          <w:ilvl w:val="0"/>
           <w:numId w:val="0"/>
         </w:numPr>
         <w:ind w:leftChars="0"/>
@@ -2992,6 +3131,7 @@
     <w:p>
       <w:pPr>
         <w:numPr>
+          <w:ilvl w:val="0"/>
           <w:numId w:val="0"/>
         </w:numPr>
         <w:ind w:leftChars="0"/>
@@ -3015,7 +3155,7 @@
                     </pic:cNvPicPr>
                   </pic:nvPicPr>
                   <pic:blipFill>
-                    <a:blip r:embed="rId15"/>
+                    <a:blip r:embed="rId12"/>
                     <a:stretch>
                       <a:fillRect/>
                     </a:stretch>
@@ -3043,6 +3183,7 @@
     <w:p>
       <w:pPr>
         <w:numPr>
+          <w:ilvl w:val="0"/>
           <w:numId w:val="0"/>
         </w:numPr>
         <w:ind w:leftChars="0"/>
@@ -3055,6 +3196,7 @@
     <w:p>
       <w:pPr>
         <w:numPr>
+          <w:ilvl w:val="0"/>
           <w:numId w:val="0"/>
         </w:numPr>
         <w:ind w:leftChars="0"/>
@@ -3078,6 +3220,7 @@
     <w:p>
       <w:pPr>
         <w:numPr>
+          <w:ilvl w:val="0"/>
           <w:numId w:val="0"/>
         </w:numPr>
         <w:ind w:leftChars="0"/>
@@ -3101,6 +3244,7 @@
     <w:p>
       <w:pPr>
         <w:numPr>
+          <w:ilvl w:val="0"/>
           <w:numId w:val="0"/>
         </w:numPr>
         <w:ind w:leftChars="0"/>
@@ -3119,12 +3263,21 @@
           <w:lang w:val="en-US"/>
         </w:rPr>
         <w:tab/>
+      </w:r>
+      <w:r>
+        <w:rPr>
+          <w:rFonts w:hint="default" w:ascii="Times New Roman" w:hAnsi="Times New Roman"/>
+          <w:sz w:val="28"/>
+          <w:szCs w:val="28"/>
+          <w:lang w:val="en-US"/>
+        </w:rPr>
         <w:t>&lt;Khối lệnh&gt;</w:t>
       </w:r>
     </w:p>
     <w:p>
       <w:pPr>
         <w:numPr>
+          <w:ilvl w:val="0"/>
           <w:numId w:val="0"/>
         </w:numPr>
         <w:ind w:leftChars="0"/>
@@ -3148,6 +3301,7 @@
     <w:p>
       <w:pPr>
         <w:numPr>
+          <w:ilvl w:val="0"/>
           <w:numId w:val="0"/>
         </w:numPr>
         <w:ind w:leftChars="0"/>
@@ -3171,6 +3325,7 @@
     <w:p>
       <w:pPr>
         <w:numPr>
+          <w:ilvl w:val="0"/>
           <w:numId w:val="0"/>
         </w:numPr>
         <w:ind w:leftChars="0"/>
@@ -3189,12 +3344,21 @@
           <w:lang w:val="en-US"/>
         </w:rPr>
         <w:tab/>
+      </w:r>
+      <w:r>
+        <w:rPr>
+          <w:rFonts w:hint="default" w:ascii="Times New Roman" w:hAnsi="Times New Roman"/>
+          <w:sz w:val="28"/>
+          <w:szCs w:val="28"/>
+          <w:lang w:val="en-US"/>
+        </w:rPr>
         <w:t>&lt;Khối lệnh&gt;</w:t>
       </w:r>
     </w:p>
     <w:p>
       <w:pPr>
         <w:numPr>
+          <w:ilvl w:val="0"/>
           <w:numId w:val="0"/>
         </w:numPr>
         <w:ind w:leftChars="0"/>
@@ -3299,34 +3463,37 @@
     <w:p>
       <w:pPr>
         <w:numPr>
-          <w:numId w:val="0"/>
-        </w:numPr>
-        <w:ind w:leftChars="0"/>
-        <w:rPr>
-          <w:rFonts w:hint="default" w:ascii="Times New Roman" w:hAnsi="Times New Roman"/>
-          <w:sz w:val="28"/>
-          <w:szCs w:val="28"/>
-          <w:lang w:val="en-US"/>
-        </w:rPr>
-      </w:pPr>
-    </w:p>
-    <w:p>
-      <w:pPr>
-        <w:numPr>
-          <w:numId w:val="0"/>
-        </w:numPr>
-        <w:ind w:leftChars="0"/>
-        <w:rPr>
-          <w:rFonts w:hint="default" w:ascii="Times New Roman" w:hAnsi="Times New Roman"/>
-          <w:sz w:val="28"/>
-          <w:szCs w:val="28"/>
-          <w:lang w:val="en-US"/>
-        </w:rPr>
-      </w:pPr>
-    </w:p>
-    <w:p>
-      <w:pPr>
-        <w:numPr>
+          <w:ilvl w:val="0"/>
+          <w:numId w:val="0"/>
+        </w:numPr>
+        <w:ind w:leftChars="0"/>
+        <w:rPr>
+          <w:rFonts w:hint="default" w:ascii="Times New Roman" w:hAnsi="Times New Roman"/>
+          <w:sz w:val="28"/>
+          <w:szCs w:val="28"/>
+          <w:lang w:val="en-US"/>
+        </w:rPr>
+      </w:pPr>
+    </w:p>
+    <w:p>
+      <w:pPr>
+        <w:numPr>
+          <w:ilvl w:val="0"/>
+          <w:numId w:val="0"/>
+        </w:numPr>
+        <w:ind w:leftChars="0"/>
+        <w:rPr>
+          <w:rFonts w:hint="default" w:ascii="Times New Roman" w:hAnsi="Times New Roman"/>
+          <w:sz w:val="28"/>
+          <w:szCs w:val="28"/>
+          <w:lang w:val="en-US"/>
+        </w:rPr>
+      </w:pPr>
+    </w:p>
+    <w:p>
+      <w:pPr>
+        <w:numPr>
+          <w:ilvl w:val="0"/>
           <w:numId w:val="0"/>
         </w:numPr>
         <w:ind w:leftChars="0"/>
@@ -3350,6 +3517,7 @@
     <w:p>
       <w:pPr>
         <w:numPr>
+          <w:ilvl w:val="0"/>
           <w:numId w:val="0"/>
         </w:numPr>
         <w:ind w:leftChars="0"/>
@@ -3373,7 +3541,7 @@
                     </pic:cNvPicPr>
                   </pic:nvPicPr>
                   <pic:blipFill>
-                    <a:blip r:embed="rId16"/>
+                    <a:blip r:embed="rId13"/>
                     <a:stretch>
                       <a:fillRect/>
                     </a:stretch>
@@ -3401,6 +3569,7 @@
     <w:p>
       <w:pPr>
         <w:numPr>
+          <w:ilvl w:val="0"/>
           <w:numId w:val="0"/>
         </w:numPr>
         <w:ind w:leftChars="0"/>
@@ -3413,6 +3582,7 @@
     <w:p>
       <w:pPr>
         <w:numPr>
+          <w:ilvl w:val="0"/>
           <w:numId w:val="0"/>
         </w:numPr>
         <w:ind w:leftChars="0"/>
@@ -3436,6 +3606,7 @@
     <w:p>
       <w:pPr>
         <w:numPr>
+          <w:ilvl w:val="0"/>
           <w:numId w:val="0"/>
         </w:numPr>
         <w:ind w:leftChars="0"/>
@@ -3459,7 +3630,7 @@
                     </pic:cNvPicPr>
                   </pic:nvPicPr>
                   <pic:blipFill>
-                    <a:blip r:embed="rId17"/>
+                    <a:blip r:embed="rId14"/>
                     <a:stretch>
                       <a:fillRect/>
                     </a:stretch>
@@ -3487,6 +3658,7 @@
     <w:p>
       <w:pPr>
         <w:numPr>
+          <w:ilvl w:val="0"/>
           <w:numId w:val="0"/>
         </w:numPr>
         <w:ind w:leftChars="0"/>
@@ -3523,6 +3695,7 @@
     <w:p>
       <w:pPr>
         <w:numPr>
+          <w:ilvl w:val="0"/>
           <w:numId w:val="0"/>
         </w:numPr>
         <w:ind w:leftChars="0"/>
@@ -3546,6 +3719,7 @@
     <w:p>
       <w:pPr>
         <w:numPr>
+          <w:ilvl w:val="0"/>
           <w:numId w:val="0"/>
         </w:numPr>
         <w:ind w:leftChars="0"/>
@@ -3569,6 +3743,7 @@
     <w:p>
       <w:pPr>
         <w:numPr>
+          <w:ilvl w:val="0"/>
           <w:numId w:val="0"/>
         </w:numPr>
         <w:ind w:leftChars="0"/>
@@ -3592,6 +3767,7 @@
     <w:p>
       <w:pPr>
         <w:numPr>
+          <w:ilvl w:val="0"/>
           <w:numId w:val="0"/>
         </w:numPr>
         <w:ind w:leftChars="0"/>
@@ -3615,20 +3791,22 @@
     <w:p>
       <w:pPr>
         <w:numPr>
-          <w:numId w:val="0"/>
-        </w:numPr>
-        <w:ind w:leftChars="0"/>
-        <w:rPr>
-          <w:rFonts w:hint="default" w:ascii="Times New Roman" w:hAnsi="Times New Roman"/>
-          <w:sz w:val="28"/>
-          <w:szCs w:val="28"/>
-          <w:lang w:val="en-US"/>
-        </w:rPr>
-      </w:pPr>
-    </w:p>
-    <w:p>
-      <w:pPr>
-        <w:numPr>
+          <w:ilvl w:val="0"/>
+          <w:numId w:val="0"/>
+        </w:numPr>
+        <w:ind w:leftChars="0"/>
+        <w:rPr>
+          <w:rFonts w:hint="default" w:ascii="Times New Roman" w:hAnsi="Times New Roman"/>
+          <w:sz w:val="28"/>
+          <w:szCs w:val="28"/>
+          <w:lang w:val="en-US"/>
+        </w:rPr>
+      </w:pPr>
+    </w:p>
+    <w:p>
+      <w:pPr>
+        <w:numPr>
+          <w:ilvl w:val="0"/>
           <w:numId w:val="0"/>
         </w:numPr>
         <w:ind w:leftChars="0"/>
@@ -3652,6 +3830,7 @@
     <w:p>
       <w:pPr>
         <w:numPr>
+          <w:ilvl w:val="0"/>
           <w:numId w:val="0"/>
         </w:numPr>
         <w:ind w:leftChars="0"/>
@@ -3675,20 +3854,22 @@
     <w:p>
       <w:pPr>
         <w:numPr>
-          <w:numId w:val="0"/>
-        </w:numPr>
-        <w:ind w:leftChars="0"/>
-        <w:rPr>
-          <w:rFonts w:hint="default" w:ascii="Times New Roman" w:hAnsi="Times New Roman"/>
-          <w:sz w:val="28"/>
-          <w:szCs w:val="28"/>
-          <w:lang w:val="en-US"/>
-        </w:rPr>
-      </w:pPr>
-    </w:p>
-    <w:p>
-      <w:pPr>
-        <w:numPr>
+          <w:ilvl w:val="0"/>
+          <w:numId w:val="0"/>
+        </w:numPr>
+        <w:ind w:leftChars="0"/>
+        <w:rPr>
+          <w:rFonts w:hint="default" w:ascii="Times New Roman" w:hAnsi="Times New Roman"/>
+          <w:sz w:val="28"/>
+          <w:szCs w:val="28"/>
+          <w:lang w:val="en-US"/>
+        </w:rPr>
+      </w:pPr>
+    </w:p>
+    <w:p>
+      <w:pPr>
+        <w:numPr>
+          <w:ilvl w:val="0"/>
           <w:numId w:val="0"/>
         </w:numPr>
         <w:ind w:leftChars="0"/>
@@ -3712,7 +3893,7 @@
                     </pic:cNvPicPr>
                   </pic:nvPicPr>
                   <pic:blipFill>
-                    <a:blip r:embed="rId18"/>
+                    <a:blip r:embed="rId15"/>
                     <a:stretch>
                       <a:fillRect/>
                     </a:stretch>
@@ -3740,6 +3921,7 @@
     <w:p>
       <w:pPr>
         <w:numPr>
+          <w:ilvl w:val="0"/>
           <w:numId w:val="0"/>
         </w:numPr>
         <w:ind w:leftChars="0"/>
@@ -3752,6 +3934,7 @@
     <w:p>
       <w:pPr>
         <w:numPr>
+          <w:ilvl w:val="0"/>
           <w:numId w:val="0"/>
         </w:numPr>
         <w:ind w:leftChars="0"/>
@@ -3775,6 +3958,7 @@
     <w:p>
       <w:pPr>
         <w:numPr>
+          <w:ilvl w:val="0"/>
           <w:numId w:val="0"/>
         </w:numPr>
         <w:ind w:leftChars="0"/>
@@ -3792,20 +3976,22 @@
     <w:p>
       <w:pPr>
         <w:numPr>
-          <w:numId w:val="0"/>
-        </w:numPr>
-        <w:ind w:leftChars="0"/>
-        <w:rPr>
-          <w:rFonts w:hint="default" w:ascii="Times New Roman" w:hAnsi="Times New Roman"/>
-          <w:sz w:val="28"/>
-          <w:szCs w:val="28"/>
-          <w:lang w:val="en-US"/>
-        </w:rPr>
-      </w:pPr>
-    </w:p>
-    <w:p>
-      <w:pPr>
-        <w:numPr>
+          <w:ilvl w:val="0"/>
+          <w:numId w:val="0"/>
+        </w:numPr>
+        <w:ind w:leftChars="0"/>
+        <w:rPr>
+          <w:rFonts w:hint="default" w:ascii="Times New Roman" w:hAnsi="Times New Roman"/>
+          <w:sz w:val="28"/>
+          <w:szCs w:val="28"/>
+          <w:lang w:val="en-US"/>
+        </w:rPr>
+      </w:pPr>
+    </w:p>
+    <w:p>
+      <w:pPr>
+        <w:numPr>
+          <w:ilvl w:val="0"/>
           <w:numId w:val="0"/>
         </w:numPr>
         <w:ind w:leftChars="0"/>
@@ -3829,6 +4015,7 @@
     <w:p>
       <w:pPr>
         <w:numPr>
+          <w:ilvl w:val="0"/>
           <w:numId w:val="0"/>
         </w:numPr>
         <w:ind w:leftChars="0"/>
@@ -3852,6 +4039,7 @@
     <w:p>
       <w:pPr>
         <w:numPr>
+          <w:ilvl w:val="0"/>
           <w:numId w:val="0"/>
         </w:numPr>
         <w:ind w:leftChars="0"/>
@@ -3875,6 +4063,7 @@
     <w:p>
       <w:pPr>
         <w:numPr>
+          <w:ilvl w:val="0"/>
           <w:numId w:val="0"/>
         </w:numPr>
         <w:ind w:leftChars="0"/>
@@ -3898,20 +4087,22 @@
     <w:p>
       <w:pPr>
         <w:numPr>
-          <w:numId w:val="0"/>
-        </w:numPr>
-        <w:ind w:leftChars="0"/>
-        <w:rPr>
-          <w:rFonts w:hint="default" w:ascii="Times New Roman" w:hAnsi="Times New Roman"/>
-          <w:sz w:val="28"/>
-          <w:szCs w:val="28"/>
-          <w:lang w:val="en-US"/>
-        </w:rPr>
-      </w:pPr>
-    </w:p>
-    <w:p>
-      <w:pPr>
-        <w:numPr>
+          <w:ilvl w:val="0"/>
+          <w:numId w:val="0"/>
+        </w:numPr>
+        <w:ind w:leftChars="0"/>
+        <w:rPr>
+          <w:rFonts w:hint="default" w:ascii="Times New Roman" w:hAnsi="Times New Roman"/>
+          <w:sz w:val="28"/>
+          <w:szCs w:val="28"/>
+          <w:lang w:val="en-US"/>
+        </w:rPr>
+      </w:pPr>
+    </w:p>
+    <w:p>
+      <w:pPr>
+        <w:numPr>
+          <w:ilvl w:val="0"/>
           <w:numId w:val="0"/>
         </w:numPr>
         <w:ind w:leftChars="0"/>
@@ -3935,6 +4126,7 @@
     <w:p>
       <w:pPr>
         <w:numPr>
+          <w:ilvl w:val="0"/>
           <w:numId w:val="0"/>
         </w:numPr>
         <w:ind w:leftChars="0"/>
@@ -3958,7 +4150,7 @@
                     </pic:cNvPicPr>
                   </pic:nvPicPr>
                   <pic:blipFill>
-                    <a:blip r:embed="rId19"/>
+                    <a:blip r:embed="rId16"/>
                     <a:stretch>
                       <a:fillRect/>
                     </a:stretch>
@@ -3986,6 +4178,7 @@
     <w:p>
       <w:pPr>
         <w:numPr>
+          <w:ilvl w:val="0"/>
           <w:numId w:val="0"/>
         </w:numPr>
         <w:ind w:leftChars="0"/>
@@ -4220,6 +4413,7 @@
     <w:p>
       <w:pPr>
         <w:numPr>
+          <w:ilvl w:val="0"/>
           <w:numId w:val="0"/>
         </w:numPr>
         <w:ind w:leftChars="0"/>
@@ -4243,6 +4437,7 @@
     <w:p>
       <w:pPr>
         <w:numPr>
+          <w:ilvl w:val="0"/>
           <w:numId w:val="0"/>
         </w:numPr>
         <w:ind w:leftChars="0"/>
@@ -4279,20 +4474,22 @@
     <w:p>
       <w:pPr>
         <w:numPr>
-          <w:numId w:val="0"/>
-        </w:numPr>
-        <w:ind w:leftChars="0"/>
-        <w:rPr>
-          <w:rFonts w:hint="default" w:ascii="Times New Roman" w:hAnsi="Times New Roman"/>
-          <w:sz w:val="28"/>
-          <w:szCs w:val="28"/>
-          <w:lang w:val="en-US"/>
-        </w:rPr>
-      </w:pPr>
-    </w:p>
-    <w:p>
-      <w:pPr>
-        <w:numPr>
+          <w:ilvl w:val="0"/>
+          <w:numId w:val="0"/>
+        </w:numPr>
+        <w:ind w:leftChars="0"/>
+        <w:rPr>
+          <w:rFonts w:hint="default" w:ascii="Times New Roman" w:hAnsi="Times New Roman"/>
+          <w:sz w:val="28"/>
+          <w:szCs w:val="28"/>
+          <w:lang w:val="en-US"/>
+        </w:rPr>
+      </w:pPr>
+    </w:p>
+    <w:p>
+      <w:pPr>
+        <w:numPr>
+          <w:ilvl w:val="0"/>
           <w:numId w:val="0"/>
         </w:numPr>
         <w:ind w:leftChars="0"/>
@@ -4316,6 +4513,7 @@
     <w:p>
       <w:pPr>
         <w:numPr>
+          <w:ilvl w:val="0"/>
           <w:numId w:val="0"/>
         </w:numPr>
         <w:ind w:leftChars="0"/>
@@ -4339,7 +4537,7 @@
                     </pic:cNvPicPr>
                   </pic:nvPicPr>
                   <pic:blipFill>
-                    <a:blip r:embed="rId20"/>
+                    <a:blip r:embed="rId17"/>
                     <a:stretch>
                       <a:fillRect/>
                     </a:stretch>
@@ -4367,6 +4565,7 @@
     <w:p>
       <w:pPr>
         <w:numPr>
+          <w:ilvl w:val="0"/>
           <w:numId w:val="0"/>
         </w:numPr>
         <w:ind w:leftChars="0"/>
@@ -4379,6 +4578,7 @@
     <w:p>
       <w:pPr>
         <w:numPr>
+          <w:ilvl w:val="0"/>
           <w:numId w:val="0"/>
         </w:numPr>
         <w:ind w:leftChars="0"/>
@@ -4402,6 +4602,7 @@
     <w:p>
       <w:pPr>
         <w:numPr>
+          <w:ilvl w:val="0"/>
           <w:numId w:val="0"/>
         </w:numPr>
         <w:ind w:leftChars="0"/>
@@ -4438,20 +4639,22 @@
     <w:p>
       <w:pPr>
         <w:numPr>
-          <w:numId w:val="0"/>
-        </w:numPr>
-        <w:ind w:leftChars="0"/>
-        <w:rPr>
-          <w:rFonts w:hint="default" w:ascii="Times New Roman" w:hAnsi="Times New Roman"/>
-          <w:sz w:val="28"/>
-          <w:szCs w:val="28"/>
-          <w:lang w:val="en-US"/>
-        </w:rPr>
-      </w:pPr>
-    </w:p>
-    <w:p>
-      <w:pPr>
-        <w:numPr>
+          <w:ilvl w:val="0"/>
+          <w:numId w:val="0"/>
+        </w:numPr>
+        <w:ind w:leftChars="0"/>
+        <w:rPr>
+          <w:rFonts w:hint="default" w:ascii="Times New Roman" w:hAnsi="Times New Roman"/>
+          <w:sz w:val="28"/>
+          <w:szCs w:val="28"/>
+          <w:lang w:val="en-US"/>
+        </w:rPr>
+      </w:pPr>
+    </w:p>
+    <w:p>
+      <w:pPr>
+        <w:numPr>
+          <w:ilvl w:val="0"/>
           <w:numId w:val="0"/>
         </w:numPr>
         <w:ind w:leftChars="0"/>
@@ -4475,6 +4678,7 @@
     <w:p>
       <w:pPr>
         <w:numPr>
+          <w:ilvl w:val="0"/>
           <w:numId w:val="0"/>
         </w:numPr>
         <w:ind w:leftChars="0"/>
@@ -4498,7 +4702,7 @@
                     </pic:cNvPicPr>
                   </pic:nvPicPr>
                   <pic:blipFill>
-                    <a:blip r:embed="rId21"/>
+                    <a:blip r:embed="rId18"/>
                     <a:stretch>
                       <a:fillRect/>
                     </a:stretch>
@@ -4526,6 +4730,7 @@
     <w:p>
       <w:pPr>
         <w:numPr>
+          <w:ilvl w:val="0"/>
           <w:numId w:val="0"/>
         </w:numPr>
         <w:ind w:leftChars="0"/>
@@ -4817,7 +5022,7 @@
                     </pic:cNvPicPr>
                   </pic:nvPicPr>
                   <pic:blipFill>
-                    <a:blip r:embed="rId22"/>
+                    <a:blip r:embed="rId19"/>
                     <a:stretch>
                       <a:fillRect/>
                     </a:stretch>
@@ -4975,7 +5180,7 @@
                     </pic:cNvPicPr>
                   </pic:nvPicPr>
                   <pic:blipFill>
-                    <a:blip r:embed="rId23"/>
+                    <a:blip r:embed="rId20"/>
                     <a:stretch>
                       <a:fillRect/>
                     </a:stretch>
@@ -5003,6 +5208,7 @@
     <w:p>
       <w:pPr>
         <w:numPr>
+          <w:ilvl w:val="0"/>
           <w:numId w:val="0"/>
         </w:numPr>
         <w:ind w:leftChars="0"/>
@@ -5011,8 +5217,6 @@
           <w:lang w:val="en-US"/>
         </w:rPr>
       </w:pPr>
-      <w:bookmarkStart w:id="0" w:name="_GoBack"/>
-      <w:bookmarkEnd w:id="0"/>
     </w:p>
     <w:sectPr>
       <w:pgSz w:w="11906" w:h="16838"/>
@@ -5036,6 +5240,11 @@
       <w:suff w:val="space"/>
       <w:lvlText w:val="%1."/>
       <w:lvlJc w:val="left"/>
+      <w:rPr>
+        <w:rFonts w:hint="default"/>
+        <w:b/>
+        <w:bCs/>
+      </w:rPr>
     </w:lvl>
   </w:abstractNum>
   <w:abstractNum w:abstractNumId="1">
